--- a/inst/templates/default.docx
+++ b/inst/templates/default.docx
@@ -1022,9 +1022,8 @@
     <w:name w:val="table title"/>
     <w:basedOn w:val="graphictitle"/>
     <w:qFormat/>
-    <w:rsid w:val="007E2A69"/>
+    <w:rsid w:val="005251FB"/>
     <w:pPr>
-      <w:spacing w:after="120"/>
       <w:jc w:val="left"/>
     </w:pPr>
   </w:style>

--- a/inst/templates/default.docx
+++ b/inst/templates/default.docx
@@ -3,6 +3,11 @@
 <w:document xmlns:wpc="http://schemas.microsoft.com/office/word/2010/wordprocessingCanvas" xmlns:cx="http://schemas.microsoft.com/office/drawing/2014/chartex" xmlns:cx1="http://schemas.microsoft.com/office/drawing/2015/9/8/chartex" xmlns:cx2="http://schemas.microsoft.com/office/drawing/2015/10/21/chartex" xmlns:cx3="http://schemas.microsoft.com/office/drawing/2016/5/9/chartex" xmlns:cx4="http://schemas.microsoft.com/office/drawing/2016/5/10/chartex" xmlns:cx5="http://schemas.microsoft.com/office/drawing/2016/5/11/chartex" xmlns:cx6="http://schemas.microsoft.com/office/drawing/2016/5/12/chartex" xmlns:cx7="http://schemas.microsoft.com/office/drawing/2016/5/13/chartex" xmlns:cx8="http://schemas.microsoft.com/office/drawing/2016/5/14/chartex" xmlns:mc="http://schemas.openxmlformats.org/markup-compatibility/2006" xmlns:aink="http://schemas.microsoft.com/office/drawing/2016/ink" xmlns:am3d="http://schemas.microsoft.com/office/drawing/2017/model3d" xmlns:o="urn:schemas-microsoft-com:office:office" xmlns:r="http://schemas.openxmlformats.org/officeDocument/2006/relationships" xmlns:m="http://schemas.openxmlformats.org/officeDocument/2006/math" xmlns:v="urn:schemas-microsoft-com:vml" xmlns:wp14="http://schemas.microsoft.com/office/word/2010/wordprocessingDrawing" xmlns:wp="http://schemas.openxmlformats.org/drawingml/2006/wordprocessingDrawing" xmlns:w10="urn:schemas-microsoft-com:office:word" xmlns:w="http://schemas.openxmlformats.org/wordprocessingml/2006/main" xmlns:w14="http://schemas.microsoft.com/office/word/2010/wordml" xmlns:w15="http://schemas.microsoft.com/office/word/2012/wordml" xmlns:w16cid="http://schemas.microsoft.com/office/word/2016/wordml/cid" xmlns:w16se="http://schemas.microsoft.com/office/word/2015/wordml/symex" xmlns:wpg="http://schemas.microsoft.com/office/word/2010/wordprocessingGroup" xmlns:wpi="http://schemas.microsoft.com/office/word/2010/wordprocessingInk" xmlns:wne="http://schemas.microsoft.com/office/word/2006/wordml" xmlns:wps="http://schemas.microsoft.com/office/word/2010/wordprocessingShape" mc:Ignorable="w14 w15 w16se w16cid wp14">
   <w:body>
     <w:p>
+      <w:pPr>
+        <w:rPr>
+          <w:rFonts w:hint="eastAsia"/>
+        </w:rPr>
+      </w:pPr>
       <w:bookmarkStart w:id="0" w:name="_GoBack"/>
       <w:bookmarkEnd w:id="0"/>
     </w:p>
@@ -1186,6 +1191,31 @@
       <w:szCs w:val="18"/>
     </w:rPr>
   </w:style>
+  <w:style w:type="paragraph" w:customStyle="1" w:styleId="tablenote">
+    <w:name w:val="table note"/>
+    <w:basedOn w:val="a"/>
+    <w:link w:val="tablenote0"/>
+    <w:qFormat/>
+    <w:rsid w:val="00164193"/>
+    <w:pPr>
+      <w:spacing w:beforeLines="50" w:before="50"/>
+    </w:pPr>
+    <w:rPr>
+      <w:sz w:val="22"/>
+      <w:lang w:eastAsia="zh-CN"/>
+    </w:rPr>
+  </w:style>
+  <w:style w:type="character" w:customStyle="1" w:styleId="tablenote0">
+    <w:name w:val="table note 字符"/>
+    <w:basedOn w:val="a0"/>
+    <w:link w:val="tablenote"/>
+    <w:rsid w:val="00164193"/>
+    <w:rPr>
+      <w:rFonts w:ascii="Times New Roman" w:eastAsia="宋体" w:hAnsi="Times New Roman"/>
+      <w:sz w:val="22"/>
+      <w:lang w:eastAsia="zh-CN"/>
+    </w:rPr>
+  </w:style>
 </w:styles>
 </file>
 
